--- a/zht/docx/161.content.docx
+++ b/zht/docx/161.content.docx
@@ -2557,7 +2557,7 @@
         <w:rPr>
           <w:lang w:val="zh_TW" w:bidi="zh_TW"/>
         </w:rPr>
-        <w:t>)，而在新約時期則以焚燒垃圾聞名。地獄成為惡人死後歸宿的稱呼，是一個充滿火焰折磨的地方（以諾一書90:20–27；以斯拉二書7:70）。與此懲罰之地相對的是「樂園」（paradise，源自波斯文，指快樂園地），義人在那裡享受福樂。</w:t>
+        <w:t>)。地獄成為惡人死後歸宿的稱呼，是一個充滿火焰折磨的地方（以諾一書90:20–27；以斯拉二書7:70）。與此懲罰之地相對的是「樂園」（paradise，源自波斯文，指快樂園地），義人在那裡享受福樂。</w:t>
       </w:r>
     </w:p>
     <w:p>
